--- a/manuscript/Supplementary_Material_TUST.docx
+++ b/manuscript/Supplementary_Material_TUST.docx
@@ -36,7 +36,7 @@
         <w:rPr>
           <w:sz w:val="18"/>
         </w:rPr>
-        <w:t>Software https://doi.org/10.5281/zenodo.23307525; preprint https://doi.org/10.5281/zenodo.23307526. All values are simulation results under stated assumptions; intervals are 95% cluster-bootstrap percentile intervals over corridors (stratified by soil-by-utility cell) unless stated.</w:t>
+        <w:t>Software https://doi.org/10.5281/zenodo.23308158; preprint https://doi.org/10.5281/zenodo.23308159. All values are simulation results under stated assumptions; intervals are 95% cluster-bootstrap percentile intervals over corridors (stratified by soil-by-utility cell) unless stated.</w:t>
       </w:r>
     </w:p>
     <w:p>
@@ -1183,7 +1183,7 @@
               <w:rPr>
                 <w:sz w:val="13"/>
               </w:rPr>
-              <w:t>0.83</w:t>
+              <w:t>0.80</w:t>
             </w:r>
           </w:p>
         </w:tc>
@@ -1338,7 +1338,7 @@
               <w:rPr>
                 <w:sz w:val="13"/>
               </w:rPr>
-              <w:t>1.76</w:t>
+              <w:t>1.71</w:t>
             </w:r>
           </w:p>
         </w:tc>
@@ -1862,7 +1862,7 @@
               <w:rPr>
                 <w:sz w:val="13"/>
               </w:rPr>
-              <w:t>0.01</w:t>
+              <w:t>0.02</w:t>
             </w:r>
           </w:p>
         </w:tc>
@@ -2017,7 +2017,7 @@
               <w:rPr>
                 <w:sz w:val="13"/>
               </w:rPr>
-              <w:t>0.01</w:t>
+              <w:t>0.02</w:t>
             </w:r>
           </w:p>
         </w:tc>
@@ -2172,7 +2172,7 @@
               <w:rPr>
                 <w:sz w:val="13"/>
               </w:rPr>
-              <w:t>0.02</w:t>
+              <w:t>0.03</w:t>
             </w:r>
           </w:p>
         </w:tc>
@@ -2482,7 +2482,7 @@
               <w:rPr>
                 <w:sz w:val="13"/>
               </w:rPr>
-              <w:t>0.81</w:t>
+              <w:t>0.82</w:t>
             </w:r>
           </w:p>
         </w:tc>
@@ -2637,7 +2637,7 @@
               <w:rPr>
                 <w:sz w:val="13"/>
               </w:rPr>
-              <w:t>1.78</w:t>
+              <w:t>1.80</w:t>
             </w:r>
           </w:p>
         </w:tc>
@@ -3316,7 +3316,7 @@
               <w:rPr>
                 <w:sz w:val="13"/>
               </w:rPr>
-              <w:t>0.01</w:t>
+              <w:t>0.02</w:t>
             </w:r>
           </w:p>
         </w:tc>
@@ -3471,7 +3471,7 @@
               <w:rPr>
                 <w:sz w:val="13"/>
               </w:rPr>
-              <w:t>0.02</w:t>
+              <w:t>0.03</w:t>
             </w:r>
           </w:p>
         </w:tc>
@@ -3781,7 +3781,7 @@
               <w:rPr>
                 <w:sz w:val="13"/>
               </w:rPr>
-              <w:t>0.83</w:t>
+              <w:t>0.85</w:t>
             </w:r>
           </w:p>
         </w:tc>
@@ -3936,7 +3936,7 @@
               <w:rPr>
                 <w:sz w:val="13"/>
               </w:rPr>
-              <w:t>1.86</w:t>
+              <w:t>1.71</w:t>
             </w:r>
           </w:p>
         </w:tc>
@@ -4770,7 +4770,7 @@
               <w:rPr>
                 <w:sz w:val="13"/>
               </w:rPr>
-              <w:t>0.02</w:t>
+              <w:t>0.03</w:t>
             </w:r>
           </w:p>
         </w:tc>
@@ -5235,7 +5235,7 @@
               <w:rPr>
                 <w:sz w:val="13"/>
               </w:rPr>
-              <w:t>1.83</w:t>
+              <w:t>1.82</w:t>
             </w:r>
           </w:p>
         </w:tc>
@@ -6069,7 +6069,7 @@
               <w:rPr>
                 <w:sz w:val="13"/>
               </w:rPr>
-              <w:t>0.02</w:t>
+              <w:t>0.03</w:t>
             </w:r>
           </w:p>
         </w:tc>
@@ -6224,7 +6224,7 @@
               <w:rPr>
                 <w:sz w:val="13"/>
               </w:rPr>
-              <w:t>0.03</w:t>
+              <w:t>0.05</w:t>
             </w:r>
           </w:p>
         </w:tc>
@@ -6379,7 +6379,7 @@
               <w:rPr>
                 <w:sz w:val="13"/>
               </w:rPr>
-              <w:t>0.85</w:t>
+              <w:t>0.79</w:t>
             </w:r>
           </w:p>
         </w:tc>
@@ -6534,7 +6534,7 @@
               <w:rPr>
                 <w:sz w:val="13"/>
               </w:rPr>
-              <w:t>1.88</w:t>
+              <w:t>1.75</w:t>
             </w:r>
           </w:p>
         </w:tc>
@@ -7523,7 +7523,7 @@
               <w:rPr>
                 <w:sz w:val="13"/>
               </w:rPr>
-              <w:t>0.04</w:t>
+              <w:t>0.03</w:t>
             </w:r>
           </w:p>
         </w:tc>
@@ -7678,7 +7678,7 @@
               <w:rPr>
                 <w:sz w:val="13"/>
               </w:rPr>
-              <w:t>0.79</w:t>
+              <w:t>0.83</w:t>
             </w:r>
           </w:p>
         </w:tc>
@@ -7833,7 +7833,7 @@
               <w:rPr>
                 <w:sz w:val="13"/>
               </w:rPr>
-              <w:t>1.69</w:t>
+              <w:t>1.83</w:t>
             </w:r>
           </w:p>
         </w:tc>
@@ -8357,7 +8357,7 @@
               <w:rPr>
                 <w:sz w:val="13"/>
               </w:rPr>
-              <w:t>0.01</w:t>
+              <w:t>0.02</w:t>
             </w:r>
           </w:p>
         </w:tc>
@@ -8822,7 +8822,7 @@
               <w:rPr>
                 <w:sz w:val="13"/>
               </w:rPr>
-              <w:t>0.04</w:t>
+              <w:t>0.03</w:t>
             </w:r>
           </w:p>
         </w:tc>
@@ -8977,7 +8977,7 @@
               <w:rPr>
                 <w:sz w:val="13"/>
               </w:rPr>
-              <w:t>0.79</w:t>
+              <w:t>0.85</w:t>
             </w:r>
           </w:p>
         </w:tc>
@@ -9132,7 +9132,7 @@
               <w:rPr>
                 <w:sz w:val="13"/>
               </w:rPr>
-              <w:t>1.70</w:t>
+              <w:t>1.83</w:t>
             </w:r>
           </w:p>
         </w:tc>
@@ -9811,7 +9811,7 @@
               <w:rPr>
                 <w:sz w:val="13"/>
               </w:rPr>
-              <w:t>0.01</w:t>
+              <w:t>0.02</w:t>
             </w:r>
           </w:p>
         </w:tc>
@@ -10276,7 +10276,7 @@
               <w:rPr>
                 <w:sz w:val="13"/>
               </w:rPr>
-              <w:t>0.80</w:t>
+              <w:t>0.81</w:t>
             </w:r>
           </w:p>
         </w:tc>
@@ -10431,7 +10431,7 @@
               <w:rPr>
                 <w:sz w:val="13"/>
               </w:rPr>
-              <w:t>1.72</w:t>
+              <w:t>1.73</w:t>
             </w:r>
           </w:p>
         </w:tc>
@@ -11575,7 +11575,7 @@
               <w:rPr>
                 <w:sz w:val="13"/>
               </w:rPr>
-              <w:t>0.80</w:t>
+              <w:t>0.83</w:t>
             </w:r>
           </w:p>
         </w:tc>
@@ -11730,7 +11730,7 @@
               <w:rPr>
                 <w:sz w:val="13"/>
               </w:rPr>
-              <w:t>1.71</w:t>
+              <w:t>1.72</w:t>
             </w:r>
           </w:p>
         </w:tc>
@@ -12254,7 +12254,7 @@
               <w:rPr>
                 <w:sz w:val="13"/>
               </w:rPr>
-              <w:t>0.01</w:t>
+              <w:t>0.02</w:t>
             </w:r>
           </w:p>
         </w:tc>
@@ -12409,7 +12409,7 @@
               <w:rPr>
                 <w:sz w:val="13"/>
               </w:rPr>
-              <w:t>0.02</w:t>
+              <w:t>0.01</w:t>
             </w:r>
           </w:p>
         </w:tc>
@@ -12874,7 +12874,7 @@
               <w:rPr>
                 <w:sz w:val="13"/>
               </w:rPr>
-              <w:t>0.82</w:t>
+              <w:t>0.79</w:t>
             </w:r>
           </w:p>
         </w:tc>
@@ -13029,7 +13029,7 @@
               <w:rPr>
                 <w:sz w:val="13"/>
               </w:rPr>
-              <w:t>1.79</w:t>
+              <w:t>1.77</w:t>
             </w:r>
           </w:p>
         </w:tc>
@@ -13708,7 +13708,7 @@
               <w:rPr>
                 <w:sz w:val="13"/>
               </w:rPr>
-              <w:t>0.01</w:t>
+              <w:t>0.02</w:t>
             </w:r>
           </w:p>
         </w:tc>
@@ -13863,7 +13863,7 @@
               <w:rPr>
                 <w:sz w:val="13"/>
               </w:rPr>
-              <w:t>0.02</w:t>
+              <w:t>0.03</w:t>
             </w:r>
           </w:p>
         </w:tc>
@@ -14173,7 +14173,7 @@
               <w:rPr>
                 <w:sz w:val="13"/>
               </w:rPr>
-              <w:t>0.83</w:t>
+              <w:t>0.79</w:t>
             </w:r>
           </w:p>
         </w:tc>
@@ -14328,7 +14328,7 @@
               <w:rPr>
                 <w:sz w:val="13"/>
               </w:rPr>
-              <w:t>1.71</w:t>
+              <w:t>1.72</w:t>
             </w:r>
           </w:p>
         </w:tc>
@@ -14852,7 +14852,7 @@
               <w:rPr>
                 <w:sz w:val="13"/>
               </w:rPr>
-              <w:t>0.01</w:t>
+              <w:t>0.02</w:t>
             </w:r>
           </w:p>
         </w:tc>
@@ -15472,7 +15472,7 @@
               <w:rPr>
                 <w:sz w:val="13"/>
               </w:rPr>
-              <w:t>0.80</w:t>
+              <w:t>0.81</w:t>
             </w:r>
           </w:p>
         </w:tc>
@@ -15627,7 +15627,7 @@
               <w:rPr>
                 <w:sz w:val="13"/>
               </w:rPr>
-              <w:t>1.76</w:t>
+              <w:t>1.69</w:t>
             </w:r>
           </w:p>
         </w:tc>
@@ -16461,7 +16461,7 @@
               <w:rPr>
                 <w:sz w:val="13"/>
               </w:rPr>
-              <w:t>0.03</w:t>
+              <w:t>0.02</w:t>
             </w:r>
           </w:p>
         </w:tc>
@@ -16926,7 +16926,7 @@
               <w:rPr>
                 <w:sz w:val="13"/>
               </w:rPr>
-              <w:t>1.69</w:t>
+              <w:t>1.68</w:t>
             </w:r>
           </w:p>
         </w:tc>
@@ -17605,7 +17605,7 @@
               <w:rPr>
                 <w:sz w:val="13"/>
               </w:rPr>
-              <w:t>0.01</w:t>
+              <w:t>0.00</w:t>
             </w:r>
           </w:p>
         </w:tc>
@@ -18225,7 +18225,7 @@
               <w:rPr>
                 <w:sz w:val="13"/>
               </w:rPr>
-              <w:t>0.60</w:t>
+              <w:t>0.59</w:t>
             </w:r>
           </w:p>
         </w:tc>
@@ -18904,7 +18904,7 @@
               <w:rPr>
                 <w:sz w:val="13"/>
               </w:rPr>
-              <w:t>0.01</w:t>
+              <w:t>0.00</w:t>
             </w:r>
           </w:p>
         </w:tc>
@@ -19524,7 +19524,7 @@
               <w:rPr>
                 <w:sz w:val="13"/>
               </w:rPr>
-              <w:t>0.60</w:t>
+              <w:t>0.59</w:t>
             </w:r>
           </w:p>
         </w:tc>
@@ -20358,7 +20358,7 @@
               <w:rPr>
                 <w:sz w:val="13"/>
               </w:rPr>
-              <w:t>0.02</w:t>
+              <w:t>0.03</w:t>
             </w:r>
           </w:p>
         </w:tc>
@@ -20513,7 +20513,7 @@
               <w:rPr>
                 <w:sz w:val="13"/>
               </w:rPr>
-              <w:t>0.03</w:t>
+              <w:t>0.04</w:t>
             </w:r>
           </w:p>
         </w:tc>
@@ -20668,7 +20668,7 @@
               <w:rPr>
                 <w:sz w:val="13"/>
               </w:rPr>
-              <w:t>0.80</w:t>
+              <w:t>0.79</w:t>
             </w:r>
           </w:p>
         </w:tc>
@@ -20823,7 +20823,7 @@
               <w:rPr>
                 <w:sz w:val="13"/>
               </w:rPr>
-              <w:t>1.74</w:t>
+              <w:t>1.72</w:t>
             </w:r>
           </w:p>
         </w:tc>
@@ -21502,7 +21502,7 @@
               <w:rPr>
                 <w:sz w:val="13"/>
               </w:rPr>
-              <w:t>0.01</w:t>
+              <w:t>0.02</w:t>
             </w:r>
           </w:p>
         </w:tc>
@@ -21657,7 +21657,7 @@
               <w:rPr>
                 <w:sz w:val="13"/>
               </w:rPr>
-              <w:t>0.02</w:t>
+              <w:t>0.03</w:t>
             </w:r>
           </w:p>
         </w:tc>
@@ -21812,7 +21812,7 @@
               <w:rPr>
                 <w:sz w:val="13"/>
               </w:rPr>
-              <w:t>0.03</w:t>
+              <w:t>0.04</w:t>
             </w:r>
           </w:p>
         </w:tc>
@@ -21967,7 +21967,7 @@
               <w:rPr>
                 <w:sz w:val="13"/>
               </w:rPr>
-              <w:t>0.82</w:t>
+              <w:t>0.81</w:t>
             </w:r>
           </w:p>
         </w:tc>
@@ -30190,6 +30190,617 @@
       <w:pPr>
         <w:spacing w:after="40"/>
       </w:pPr>
+    </w:p>
+    <w:p>
+      <w:pPr>
+        <w:pStyle w:val="Heading1"/>
+      </w:pPr>
+      <w:r>
+        <w:rPr>
+          <w:rFonts w:ascii="Times New Roman" w:hAnsi="Times New Roman"/>
+        </w:rPr>
+        <w:t>S6. Supplementary figures</w:t>
+      </w:r>
+    </w:p>
+    <w:p>
+      <w:pPr>
+        <w:keepNext/>
+        <w:spacing w:before="160" w:after="40"/>
+        <w:jc w:val="center"/>
+      </w:pPr>
+      <w:r>
+        <w:drawing>
+          <wp:inline xmlns:a="http://schemas.openxmlformats.org/drawingml/2006/main" xmlns:pic="http://schemas.openxmlformats.org/drawingml/2006/picture">
+            <wp:extent cx="5760720" cy="2601901"/>
+            <wp:docPr id="1" name="Picture 1"/>
+            <wp:cNvGraphicFramePr>
+              <a:graphicFrameLocks noChangeAspect="1"/>
+            </wp:cNvGraphicFramePr>
+            <a:graphic>
+              <a:graphicData uri="http://schemas.openxmlformats.org/drawingml/2006/picture">
+                <pic:pic>
+                  <pic:nvPicPr>
+                    <pic:cNvPr id="0" name="fig03_detectability_maps.png"/>
+                    <pic:cNvPicPr/>
+                  </pic:nvPicPr>
+                  <pic:blipFill>
+                    <a:blip r:embed="rId9"/>
+                    <a:stretch>
+                      <a:fillRect/>
+                    </a:stretch>
+                  </pic:blipFill>
+                  <pic:spPr>
+                    <a:xfrm>
+                      <a:off x="0" y="0"/>
+                      <a:ext cx="5760720" cy="2601901"/>
+                    </a:xfrm>
+                    <a:prstGeom prst="rect"/>
+                  </pic:spPr>
+                </pic:pic>
+              </a:graphicData>
+            </a:graphic>
+          </wp:inline>
+        </w:drawing>
+      </w:r>
+    </w:p>
+    <w:p>
+      <w:pPr>
+        <w:keepNext w:val="0"/>
+        <w:spacing w:line="276" w:lineRule="auto" w:after="200"/>
+      </w:pPr>
+      <w:r>
+        <w:rPr>
+          <w:b/>
+          <w:sz w:val="19"/>
+        </w:rPr>
+        <w:t>Fig. S1.</w:t>
+      </w:r>
+      <w:r>
+        <w:rPr>
+          <w:sz w:val="19"/>
+        </w:rPr>
+        <w:t xml:space="preserve"> (a) Fused detection probability at the mid-depth of each utility class; outlined cells (below 0.3) are sensor-blind and are reported as unverified. (b) Deepest depth with probability of at least 0.9.</w:t>
+      </w:r>
+    </w:p>
+    <w:p>
+      <w:pPr>
+        <w:keepNext/>
+        <w:spacing w:before="160" w:after="40"/>
+        <w:jc w:val="center"/>
+      </w:pPr>
+      <w:r>
+        <w:drawing>
+          <wp:inline xmlns:a="http://schemas.openxmlformats.org/drawingml/2006/main" xmlns:pic="http://schemas.openxmlformats.org/drawingml/2006/picture">
+            <wp:extent cx="5760720" cy="3031144"/>
+            <wp:docPr id="2" name="Picture 2"/>
+            <wp:cNvGraphicFramePr>
+              <a:graphicFrameLocks noChangeAspect="1"/>
+            </wp:cNvGraphicFramePr>
+            <a:graphic>
+              <a:graphicData uri="http://schemas.openxmlformats.org/drawingml/2006/picture">
+                <pic:pic>
+                  <pic:nvPicPr>
+                    <pic:cNvPr id="0" name="fig05_belief_trace.png"/>
+                    <pic:cNvPicPr/>
+                  </pic:nvPicPr>
+                  <pic:blipFill>
+                    <a:blip r:embed="rId10"/>
+                    <a:stretch>
+                      <a:fillRect/>
+                    </a:stretch>
+                  </pic:blipFill>
+                  <pic:spPr>
+                    <a:xfrm>
+                      <a:off x="0" y="0"/>
+                      <a:ext cx="5760720" cy="3031144"/>
+                    </a:xfrm>
+                    <a:prstGeom prst="rect"/>
+                  </pic:spPr>
+                </pic:pic>
+              </a:graphicData>
+            </a:graphic>
+          </wp:inline>
+        </w:drawing>
+      </w:r>
+    </w:p>
+    <w:p>
+      <w:pPr>
+        <w:keepNext w:val="0"/>
+        <w:spacing w:line="276" w:lineRule="auto" w:after="200"/>
+      </w:pPr>
+      <w:r>
+        <w:rPr>
+          <w:b/>
+          <w:sz w:val="19"/>
+        </w:rPr>
+        <w:t>Fig. S2.</w:t>
+      </w:r>
+      <w:r>
+        <w:rPr>
+          <w:sz w:val="19"/>
+        </w:rPr>
+        <w:t xml:space="preserve"> One simulated corridor in clay (dielectric fibre at 1.8 m; fused detection probability 0.59, whereas the filter assumes the mid-depth value 0.90). The anchored belief decays within a few segments of the anchor although the utility is present, an illustration of how a depth greater than the filter assumes makes non-detections look more informative than they are.</w:t>
+      </w:r>
+    </w:p>
+    <w:p>
+      <w:pPr>
+        <w:keepNext/>
+        <w:spacing w:before="160" w:after="40"/>
+        <w:jc w:val="center"/>
+      </w:pPr>
+      <w:r>
+        <w:drawing>
+          <wp:inline xmlns:a="http://schemas.openxmlformats.org/drawingml/2006/main" xmlns:pic="http://schemas.openxmlformats.org/drawingml/2006/picture">
+            <wp:extent cx="5760720" cy="3238131"/>
+            <wp:docPr id="3" name="Picture 3"/>
+            <wp:cNvGraphicFramePr>
+              <a:graphicFrameLocks noChangeAspect="1"/>
+            </wp:cNvGraphicFramePr>
+            <a:graphic>
+              <a:graphicData uri="http://schemas.openxmlformats.org/drawingml/2006/picture">
+                <pic:pic>
+                  <pic:nvPicPr>
+                    <pic:cNvPr id="0" name="fig07_stress_tests.png"/>
+                    <pic:cNvPicPr/>
+                  </pic:nvPicPr>
+                  <pic:blipFill>
+                    <a:blip r:embed="rId11"/>
+                    <a:stretch>
+                      <a:fillRect/>
+                    </a:stretch>
+                  </pic:blipFill>
+                  <pic:spPr>
+                    <a:xfrm>
+                      <a:off x="0" y="0"/>
+                      <a:ext cx="5760720" cy="3238131"/>
+                    </a:xfrm>
+                    <a:prstGeom prst="rect"/>
+                  </pic:spPr>
+                </pic:pic>
+              </a:graphicData>
+            </a:graphic>
+          </wp:inline>
+        </w:drawing>
+      </w:r>
+    </w:p>
+    <w:p>
+      <w:pPr>
+        <w:keepNext w:val="0"/>
+        <w:spacing w:line="276" w:lineRule="auto" w:after="200"/>
+      </w:pPr>
+      <w:r>
+        <w:rPr>
+          <w:b/>
+          <w:sz w:val="19"/>
+        </w:rPr>
+        <w:t>Fig. S3.</w:t>
+      </w:r>
+      <w:r>
+        <w:rPr>
+          <w:sz w:val="19"/>
+        </w:rPr>
+        <w:t xml:space="preserve"> Stress tests (accuracy in all cells unless stated). (a) Loss hazard; (b) class balance: accuracy, balanced accuracy, the trivial "always absent" rule and the share of segments truly present; (c) share of losses that are lateral shifts; (d) probability that the anchor is on the alignment; (e) dead sensor; (f) hazard assumed by the filter.</w:t>
+      </w:r>
+    </w:p>
+    <w:p>
+      <w:pPr>
+        <w:keepNext/>
+        <w:spacing w:before="160" w:after="40"/>
+        <w:jc w:val="center"/>
+      </w:pPr>
+      <w:r>
+        <w:drawing>
+          <wp:inline xmlns:a="http://schemas.openxmlformats.org/drawingml/2006/main" xmlns:pic="http://schemas.openxmlformats.org/drawingml/2006/picture">
+            <wp:extent cx="5303520" cy="1860171"/>
+            <wp:docPr id="4" name="Picture 4"/>
+            <wp:cNvGraphicFramePr>
+              <a:graphicFrameLocks noChangeAspect="1"/>
+            </wp:cNvGraphicFramePr>
+            <a:graphic>
+              <a:graphicData uri="http://schemas.openxmlformats.org/drawingml/2006/picture">
+                <pic:pic>
+                  <pic:nvPicPr>
+                    <pic:cNvPr id="0" name="fig09_position_depth.png"/>
+                    <pic:cNvPicPr/>
+                  </pic:nvPicPr>
+                  <pic:blipFill>
+                    <a:blip r:embed="rId12"/>
+                    <a:stretch>
+                      <a:fillRect/>
+                    </a:stretch>
+                  </pic:blipFill>
+                  <pic:spPr>
+                    <a:xfrm>
+                      <a:off x="0" y="0"/>
+                      <a:ext cx="5303520" cy="1860171"/>
+                    </a:xfrm>
+                    <a:prstGeom prst="rect"/>
+                  </pic:spPr>
+                </pic:pic>
+              </a:graphicData>
+            </a:graphic>
+          </wp:inline>
+        </w:drawing>
+      </w:r>
+    </w:p>
+    <w:p>
+      <w:pPr>
+        <w:keepNext w:val="0"/>
+        <w:spacing w:line="276" w:lineRule="auto" w:after="200"/>
+      </w:pPr>
+      <w:r>
+        <w:rPr>
+          <w:b/>
+          <w:sz w:val="19"/>
+        </w:rPr>
+        <w:t>Fig. S4.</w:t>
+      </w:r>
+      <w:r>
+        <w:rPr>
+          <w:sz w:val="19"/>
+        </w:rPr>
+        <w:t xml:space="preserve"> Closed-form location and depth error model. (a) Probability that the horizontal error is within 1 m. (b) Probability that the depth error is within 0.5 m (RTK-class positioning).</w:t>
+      </w:r>
+    </w:p>
+    <w:p>
+      <w:pPr>
+        <w:keepNext/>
+        <w:spacing w:before="160" w:after="40"/>
+        <w:jc w:val="center"/>
+      </w:pPr>
+      <w:r>
+        <w:drawing>
+          <wp:inline xmlns:a="http://schemas.openxmlformats.org/drawingml/2006/main" xmlns:pic="http://schemas.openxmlformats.org/drawingml/2006/picture">
+            <wp:extent cx="5120640" cy="2252160"/>
+            <wp:docPr id="5" name="Picture 5"/>
+            <wp:cNvGraphicFramePr>
+              <a:graphicFrameLocks noChangeAspect="1"/>
+            </wp:cNvGraphicFramePr>
+            <a:graphic>
+              <a:graphicData uri="http://schemas.openxmlformats.org/drawingml/2006/picture">
+                <pic:pic>
+                  <pic:nvPicPr>
+                    <pic:cNvPr id="0" name="fig10_cross_sections.png"/>
+                    <pic:cNvPicPr/>
+                  </pic:nvPicPr>
+                  <pic:blipFill>
+                    <a:blip r:embed="rId13"/>
+                    <a:stretch>
+                      <a:fillRect/>
+                    </a:stretch>
+                  </pic:blipFill>
+                  <pic:spPr>
+                    <a:xfrm>
+                      <a:off x="0" y="0"/>
+                      <a:ext cx="5120640" cy="2252160"/>
+                    </a:xfrm>
+                    <a:prstGeom prst="rect"/>
+                  </pic:spPr>
+                </pic:pic>
+              </a:graphicData>
+            </a:graphic>
+          </wp:inline>
+        </w:drawing>
+      </w:r>
+    </w:p>
+    <w:p>
+      <w:pPr>
+        <w:keepNext w:val="0"/>
+        <w:spacing w:line="276" w:lineRule="auto" w:after="200"/>
+      </w:pPr>
+      <w:r>
+        <w:rPr>
+          <w:b/>
+          <w:sz w:val="19"/>
+        </w:rPr>
+        <w:t>Fig. S5.</w:t>
+      </w:r>
+      <w:r>
+        <w:rPr>
+          <w:sz w:val="19"/>
+        </w:rPr>
+        <w:t xml:space="preserve"> Fused detection probability for utilities in the three cross-section arrangements, with shadowing by an overlying water line (closed form).</w:t>
+      </w:r>
+    </w:p>
+    <w:p>
+      <w:pPr>
+        <w:keepNext/>
+        <w:spacing w:before="160" w:after="40"/>
+        <w:jc w:val="center"/>
+      </w:pPr>
+      <w:r>
+        <w:drawing>
+          <wp:inline xmlns:a="http://schemas.openxmlformats.org/drawingml/2006/main" xmlns:pic="http://schemas.openxmlformats.org/drawingml/2006/picture">
+            <wp:extent cx="5760720" cy="2325789"/>
+            <wp:docPr id="6" name="Picture 6"/>
+            <wp:cNvGraphicFramePr>
+              <a:graphicFrameLocks noChangeAspect="1"/>
+            </wp:cNvGraphicFramePr>
+            <a:graphic>
+              <a:graphicData uri="http://schemas.openxmlformats.org/drawingml/2006/picture">
+                <pic:pic>
+                  <pic:nvPicPr>
+                    <pic:cNvPr id="0" name="fig11_sensitivity.png"/>
+                    <pic:cNvPicPr/>
+                  </pic:nvPicPr>
+                  <pic:blipFill>
+                    <a:blip r:embed="rId14"/>
+                    <a:stretch>
+                      <a:fillRect/>
+                    </a:stretch>
+                  </pic:blipFill>
+                  <pic:spPr>
+                    <a:xfrm>
+                      <a:off x="0" y="0"/>
+                      <a:ext cx="5760720" cy="2325789"/>
+                    </a:xfrm>
+                    <a:prstGeom prst="rect"/>
+                  </pic:spPr>
+                </pic:pic>
+              </a:graphicData>
+            </a:graphic>
+          </wp:inline>
+        </w:drawing>
+      </w:r>
+    </w:p>
+    <w:p>
+      <w:pPr>
+        <w:keepNext w:val="0"/>
+        <w:spacing w:line="276" w:lineRule="auto" w:after="200"/>
+      </w:pPr>
+      <w:r>
+        <w:rPr>
+          <w:b/>
+          <w:sz w:val="19"/>
+        </w:rPr>
+        <w:t>Fig. S6.</w:t>
+      </w:r>
+      <w:r>
+        <w:rPr>
+          <w:sz w:val="19"/>
+        </w:rPr>
+        <w:t xml:space="preserve"> One-at-a-time sensitivity of (a) all-cell accuracy and (b) visible-cell miss rate of the framework. Circles and squares are the first and second value named on the axis; the dotted line is the base case.</w:t>
+      </w:r>
+    </w:p>
+    <w:p>
+      <w:pPr>
+        <w:keepNext/>
+        <w:spacing w:before="160" w:after="40"/>
+        <w:jc w:val="center"/>
+      </w:pPr>
+      <w:r>
+        <w:drawing>
+          <wp:inline xmlns:a="http://schemas.openxmlformats.org/drawingml/2006/main" xmlns:pic="http://schemas.openxmlformats.org/drawingml/2006/picture">
+            <wp:extent cx="5760720" cy="2068954"/>
+            <wp:docPr id="7" name="Picture 7"/>
+            <wp:cNvGraphicFramePr>
+              <a:graphicFrameLocks noChangeAspect="1"/>
+            </wp:cNvGraphicFramePr>
+            <a:graphic>
+              <a:graphicData uri="http://schemas.openxmlformats.org/drawingml/2006/picture">
+                <pic:pic>
+                  <pic:nvPicPr>
+                    <pic:cNvPr id="0" name="fig12_rescan_correlation.png"/>
+                    <pic:cNvPicPr/>
+                  </pic:nvPicPr>
+                  <pic:blipFill>
+                    <a:blip r:embed="rId15"/>
+                    <a:stretch>
+                      <a:fillRect/>
+                    </a:stretch>
+                  </pic:blipFill>
+                  <pic:spPr>
+                    <a:xfrm>
+                      <a:off x="0" y="0"/>
+                      <a:ext cx="5760720" cy="2068954"/>
+                    </a:xfrm>
+                    <a:prstGeom prst="rect"/>
+                  </pic:spPr>
+                </pic:pic>
+              </a:graphicData>
+            </a:graphic>
+          </wp:inline>
+        </w:drawing>
+      </w:r>
+    </w:p>
+    <w:p>
+      <w:pPr>
+        <w:keepNext w:val="0"/>
+        <w:spacing w:line="276" w:lineRule="auto" w:after="200"/>
+      </w:pPr>
+      <w:r>
+        <w:rPr>
+          <w:b/>
+          <w:sz w:val="19"/>
+        </w:rPr>
+        <w:t>Fig. S7.</w:t>
+      </w:r>
+      <w:r>
+        <w:rPr>
+          <w:sz w:val="19"/>
+        </w:rPr>
+        <w:t xml:space="preserve"> (a) Effect of a repeat pass on uncertain segments (visible cells in the four harder soils); ρ is the correlation of the run-level noise of the repeat pass with the first. (b) Calibration error under correlated GPR and EM noise for three evidence rules.</w:t>
+      </w:r>
+    </w:p>
+    <w:p>
+      <w:pPr>
+        <w:keepNext/>
+        <w:spacing w:before="160" w:after="40"/>
+        <w:jc w:val="center"/>
+      </w:pPr>
+      <w:r>
+        <w:drawing>
+          <wp:inline xmlns:a="http://schemas.openxmlformats.org/drawingml/2006/main" xmlns:pic="http://schemas.openxmlformats.org/drawingml/2006/picture">
+            <wp:extent cx="5760720" cy="2883093"/>
+            <wp:docPr id="8" name="Picture 8"/>
+            <wp:cNvGraphicFramePr>
+              <a:graphicFrameLocks noChangeAspect="1"/>
+            </wp:cNvGraphicFramePr>
+            <a:graphic>
+              <a:graphicData uri="http://schemas.openxmlformats.org/drawingml/2006/picture">
+                <pic:pic>
+                  <pic:nvPicPr>
+                    <pic:cNvPr id="0" name="fig15_capability_zones.png"/>
+                    <pic:cNvPicPr/>
+                  </pic:nvPicPr>
+                  <pic:blipFill>
+                    <a:blip r:embed="rId16"/>
+                    <a:stretch>
+                      <a:fillRect/>
+                    </a:stretch>
+                  </pic:blipFill>
+                  <pic:spPr>
+                    <a:xfrm>
+                      <a:off x="0" y="0"/>
+                      <a:ext cx="5760720" cy="2883093"/>
+                    </a:xfrm>
+                    <a:prstGeom prst="rect"/>
+                  </pic:spPr>
+                </pic:pic>
+              </a:graphicData>
+            </a:graphic>
+          </wp:inline>
+        </w:drawing>
+      </w:r>
+    </w:p>
+    <w:p>
+      <w:pPr>
+        <w:keepNext w:val="0"/>
+        <w:spacing w:line="276" w:lineRule="auto" w:after="200"/>
+      </w:pPr>
+      <w:r>
+        <w:rPr>
+          <w:b/>
+          <w:sz w:val="19"/>
+        </w:rPr>
+        <w:t>Fig. S8.</w:t>
+      </w:r>
+      <w:r>
+        <w:rPr>
+          <w:sz w:val="19"/>
+        </w:rPr>
+        <w:t xml:space="preserve"> Capability zones by soil, utility and depth (closed form): zone A detectable (fused probability at least 0.9), zone B marginal, zone C capability not established (below 0.3). The two lower rows are the unseen soils.</w:t>
+      </w:r>
+    </w:p>
+    <w:p>
+      <w:pPr>
+        <w:keepNext/>
+        <w:spacing w:before="160" w:after="40"/>
+        <w:jc w:val="center"/>
+      </w:pPr>
+      <w:r>
+        <w:drawing>
+          <wp:inline xmlns:a="http://schemas.openxmlformats.org/drawingml/2006/main" xmlns:pic="http://schemas.openxmlformats.org/drawingml/2006/picture">
+            <wp:extent cx="5760720" cy="2000986"/>
+            <wp:docPr id="9" name="Picture 9"/>
+            <wp:cNvGraphicFramePr>
+              <a:graphicFrameLocks noChangeAspect="1"/>
+            </wp:cNvGraphicFramePr>
+            <a:graphic>
+              <a:graphicData uri="http://schemas.openxmlformats.org/drawingml/2006/picture">
+                <pic:pic>
+                  <pic:nvPicPr>
+                    <pic:cNvPr id="0" name="fig18_value_of_information.png"/>
+                    <pic:cNvPicPr/>
+                  </pic:nvPicPr>
+                  <pic:blipFill>
+                    <a:blip r:embed="rId17"/>
+                    <a:stretch>
+                      <a:fillRect/>
+                    </a:stretch>
+                  </pic:blipFill>
+                  <pic:spPr>
+                    <a:xfrm>
+                      <a:off x="0" y="0"/>
+                      <a:ext cx="5760720" cy="2000986"/>
+                    </a:xfrm>
+                    <a:prstGeom prst="rect"/>
+                  </pic:spPr>
+                </pic:pic>
+              </a:graphicData>
+            </a:graphic>
+          </wp:inline>
+        </w:drawing>
+      </w:r>
+    </w:p>
+    <w:p>
+      <w:pPr>
+        <w:keepNext w:val="0"/>
+        <w:spacing w:line="276" w:lineRule="auto" w:after="200"/>
+      </w:pPr>
+      <w:r>
+        <w:rPr>
+          <w:b/>
+          <w:sz w:val="19"/>
+        </w:rPr>
+        <w:t>Fig. S9.</w:t>
+      </w:r>
+      <w:r>
+        <w:rPr>
+          <w:sz w:val="19"/>
+        </w:rPr>
+        <w:t xml:space="preserve"> Change in total cost (pits, holding and modelled strike costs) against the pit budget for three allocation rules and three holding costs (paired differences against no pits; 95% intervals over blocks).</w:t>
+      </w:r>
+    </w:p>
+    <w:p>
+      <w:pPr>
+        <w:keepNext/>
+        <w:spacing w:before="160" w:after="40"/>
+        <w:jc w:val="center"/>
+      </w:pPr>
+      <w:r>
+        <w:drawing>
+          <wp:inline xmlns:a="http://schemas.openxmlformats.org/drawingml/2006/main" xmlns:pic="http://schemas.openxmlformats.org/drawingml/2006/picture">
+            <wp:extent cx="5760720" cy="2006259"/>
+            <wp:docPr id="10" name="Picture 10"/>
+            <wp:cNvGraphicFramePr>
+              <a:graphicFrameLocks noChangeAspect="1"/>
+            </wp:cNvGraphicFramePr>
+            <a:graphic>
+              <a:graphicData uri="http://schemas.openxmlformats.org/drawingml/2006/picture">
+                <pic:pic>
+                  <pic:nvPicPr>
+                    <pic:cNvPr id="0" name="fig21_parameter_envelope.png"/>
+                    <pic:cNvPicPr/>
+                  </pic:nvPicPr>
+                  <pic:blipFill>
+                    <a:blip r:embed="rId18"/>
+                    <a:stretch>
+                      <a:fillRect/>
+                    </a:stretch>
+                  </pic:blipFill>
+                  <pic:spPr>
+                    <a:xfrm>
+                      <a:off x="0" y="0"/>
+                      <a:ext cx="5760720" cy="2006259"/>
+                    </a:xfrm>
+                    <a:prstGeom prst="rect"/>
+                  </pic:spPr>
+                </pic:pic>
+              </a:graphicData>
+            </a:graphic>
+          </wp:inline>
+        </w:drawing>
+      </w:r>
+    </w:p>
+    <w:p>
+      <w:pPr>
+        <w:keepNext w:val="0"/>
+        <w:spacing w:line="276" w:lineRule="auto" w:after="200"/>
+      </w:pPr>
+      <w:r>
+        <w:rPr>
+          <w:b/>
+          <w:sz w:val="19"/>
+        </w:rPr>
+        <w:t>Fig. S10.</w:t>
+      </w:r>
+      <w:r>
+        <w:rPr>
+          <w:sz w:val="19"/>
+        </w:rPr>
+        <w:t xml:space="preserve"> Parameter-uncertainty envelope: (a) false clearance of three methods over parameter draws, (b) true sensor-blind share, (c) per-draw false clearance of the proposed layer against the version 1.0 filter.</w:t>
+      </w:r>
     </w:p>
     <w:sectPr>
       <w:pgSz w:w="12240" w:h="15840"/>
